--- a/docs/Data_Modeling_User_story.docx
+++ b/docs/Data_Modeling_User_story.docx
@@ -1099,6 +1099,26 @@
       </w:r>
       <w:r>
         <w:t xml:space="preserve"> ‘PENDING.’</w:t>
+      </w:r>
+    </w:p>
+    <w:p>
+      <w:pPr>
+        <w:pStyle w:val="ListParagraph"/>
+        <w:numPr>
+          <w:ilvl w:val="1"/>
+          <w:numId w:val="9"/>
+        </w:numPr>
+        <w:spacing w:after="0"/>
+        <w:ind w:left="720"/>
+      </w:pPr>
+      <w:r>
+        <w:t xml:space="preserve">Each shipment is </w:t>
+      </w:r>
+      <w:r>
+        <w:t xml:space="preserve">associated with </w:t>
+      </w:r>
+      <w:r>
+        <w:t>a single status.</w:t>
       </w:r>
     </w:p>
     <w:p>
